--- a/playbook/files/Compliance_Analysis_Template.docx
+++ b/playbook/files/Compliance_Analysis_Template.docx
@@ -3204,6 +3204,98 @@
         <w:t xml:space="preserve">Combine the findings above into one classification — this determination is what decides how much of the rest of this artifact series a given release actually needs. Select the applicable value on each axis; the regulations are presented so the person makes the call, not the template.</w:t>
       </w:r>
     </w:p>
+    <w:tbl>
+      <w:tblPr>
+        <w:tblW w:type="pct" w:w="100%"/>
+        <w:tblBorders>
+          <w:top w:val="single" w:color="c9d2d8" w:sz="4"/>
+          <w:left w:val="single" w:color="c9d2d8" w:sz="4"/>
+          <w:bottom w:val="single" w:color="c9d2d8" w:sz="4"/>
+          <w:right w:val="single" w:color="c9d2d8" w:sz="4"/>
+          <w:insideH w:val="single" w:color="auto" w:sz="4"/>
+          <w:insideV w:val="single" w:color="auto" w:sz="4"/>
+        </w:tblBorders>
+      </w:tblPr>
+      <w:tblGrid>
+        <w:gridCol w:w="100"/>
+      </w:tblGrid>
+      <w:tr>
+        <w:tc>
+          <w:tcPr>
+            <w:shd w:fill="FDECEA" w:val="clear"/>
+            <w:tcMar>
+              <w:top w:type="dxa" w:w="140"/>
+              <w:left w:type="dxa" w:w="200"/>
+              <w:bottom w:type="dxa" w:w="140"/>
+              <w:right w:type="dxa" w:w="200"/>
+            </w:tcMar>
+          </w:tcPr>
+          <w:p>
+            <w:pPr>
+              <w:spacing w:after="60"/>
+            </w:pPr>
+            <w:r>
+              <w:rPr>
+                <w:rFonts w:ascii="Arial" w:cs="Arial" w:eastAsia="Arial" w:hAnsi="Arial"/>
+                <w:b/>
+                <w:bCs/>
+                <w:color w:val="0d2b45"/>
+                <w:sz w:val="20"/>
+                <w:szCs w:val="20"/>
+              </w:rPr>
+              <w:t xml:space="preserve">STEP ONE — PROHIBITED PRACTICES SCREEN (EU AI Act Art. 5)  [Added: covers cheat-sheet gap #1 — prohibited-use screening, distinct from risk-tier classification]</w:t>
+            </w:r>
+          </w:p>
+          <w:p>
+            <w:r>
+              <w:rPr>
+                <w:rFonts w:ascii="Arial" w:cs="Arial" w:eastAsia="Arial" w:hAnsi="Arial"/>
+                <w:color w:val="2b2b2b"/>
+                <w:sz w:val="20"/>
+                <w:szCs w:val="20"/>
+              </w:rPr>
+              <w:t xml:space="preserve">Answer this before selecting Axis 2 below. If the answer to ANY question is yes, this system cannot proceed in its current form — this is a hard stop, not a risk tier to manage or document around. Does this system: (a) use social scoring to evaluate or classify people based on behavior, leading to detrimental treatment unrelated to the context? (b) exploit vulnerabilities of a specific group (age, disability, socioeconomic situation) to materially distort behavior? (c) use subliminal or manipulative techniques to distort behavior and impair informed decision-making? (d) perform real-time remote biometric identification in publicly accessible spaces for law enforcement (outside narrow statutory exceptions)? (e) infer emotions in the workplace or in educational institutions (outside medical/safety exceptions)? (f) perform biometric categorization to infer race, political opinions, religious beliefs, sexual orientation, or similar sensitive attributes? (g) perform untargeted scraping of facial images to build or expand a facial recognition database? (h) perform predictive policing based solely on profiling a person or assessing their characteristics?</w:t>
+            </w:r>
+          </w:p>
+        </w:tc>
+      </w:tr>
+    </w:tbl>
+    <w:p>
+      <w:pPr>
+        <w:spacing w:after="100"/>
+      </w:pPr>
+    </w:p>
+    <w:p>
+      <w:pPr>
+        <w:spacing w:after="60"/>
+      </w:pPr>
+      <w:r>
+        <w:rPr>
+          <w:rFonts w:ascii="Arial" w:cs="Arial" w:eastAsia="Arial" w:hAnsi="Arial"/>
+          <w:b/>
+          <w:bCs/>
+          <w:color w:val="0d2b45"/>
+          <w:sz w:val="19"/>
+          <w:szCs w:val="19"/>
+        </w:rPr>
+        <w:t xml:space="preserve">Prohibited Practices Screen — Author's Determination:</w:t>
+      </w:r>
+    </w:p>
+    <w:p>
+      <w:pPr>
+        <w:spacing w:after="160"/>
+      </w:pPr>
+      <w:r>
+        <w:rPr>
+          <w:rFonts w:ascii="Arial" w:cs="Arial" w:eastAsia="Arial" w:hAnsi="Arial"/>
+          <w:b/>
+          <w:bCs/>
+          <w:sz w:val="19"/>
+          <w:szCs w:val="19"/>
+        </w:rPr>
+        <w:t xml:space="preserve">☐ No prohibited practice identified — proceed to Axis 1 below      ☐ Prohibited practice identified — STOP; escalate to Legal Counsel and the AI Governance Board before any further work</w:t>
+      </w:r>
+    </w:p>
     <w:p>
       <w:pPr>
         <w:spacing w:after="40" w:before="100"/>
@@ -3251,7 +3343,7 @@
     </w:p>
     <w:p>
       <w:pPr>
-        <w:spacing w:after="100"/>
+        <w:spacing w:after="60"/>
       </w:pPr>
       <w:r>
         <w:rPr>
@@ -3259,7 +3351,23 @@
           <w:sz w:val="19"/>
           <w:szCs w:val="19"/>
         </w:rPr>
-        <w:t xml:space="preserve">☐ Unacceptable risk      ☐ High-risk (Annex III / Art. 6)      ☐ Limited risk (transparency obligations)      ☐ Minimal risk</w:t>
+        <w:t xml:space="preserve">☐ Unacceptable risk (see prohibited-practices screen above)      ☐ High-risk (Annex III / Art. 6)      ☐ Limited risk (transparency obligations)      ☐ Minimal risk</w:t>
+      </w:r>
+    </w:p>
+    <w:p>
+      <w:pPr>
+        <w:spacing w:after="100"/>
+      </w:pPr>
+      <w:r>
+        <w:rPr>
+          <w:rFonts w:ascii="Arial" w:cs="Arial" w:eastAsia="Arial" w:hAnsi="Arial"/>
+          <w:i/>
+          <w:iCs/>
+          <w:color w:val="4a4a4a"/>
+          <w:sz w:val="17"/>
+          <w:szCs w:val="17"/>
+        </w:rPr>
+        <w:t xml:space="preserve">If selecting High-risk, confirm against Annex III's specific categories  [Added: covers cheat-sheet gap #3]: medical devices/health; vehicles; recruitment, HR &amp; worker management; education &amp; vocational training; access to essential services (insurance, banking, credit, benefits); critical infrastructure (water, gas, electricity); law enforcement; migration, asylum &amp; border control; administration of justice &amp; democratic processes; biometric identification/categorization (where not already prohibited under Art. 5). A system outside all of these categories is not automatically High-Risk under Annex III — confirm it isn't caught by Article 6's separate safety-component test instead.</w:t>
       </w:r>
     </w:p>
     <w:p>
